--- a/guides/ch09-study-guide.docx
+++ b/guides/ch09-study-guide.docx
@@ -2056,7 +2056,7 @@
         <w:ind w:left="576"/>
       </w:pPr>
       <w:r>
-        <w:t>b) Analytical — and the analytical rules govern</w:t>
+        <w:t>b) Informal and therefore unstructured</w:t>
       </w:r>
     </w:p>
     <w:p>
@@ -2072,7 +2072,7 @@
         <w:ind w:left="576"/>
       </w:pPr>
       <w:r>
-        <w:t>d) Informal and therefore unstructured</w:t>
+        <w:t>d) Analytical — and the analytical rules govern</w:t>
       </w:r>
     </w:p>
     <w:p>
@@ -2136,7 +2136,7 @@
         <w:ind w:left="576"/>
       </w:pPr>
       <w:r>
-        <w:t>b) An answer, like “Renew with TechServe”</w:t>
+        <w:t>b) A greeting</w:t>
       </w:r>
     </w:p>
     <w:p>
@@ -2144,7 +2144,7 @@
         <w:ind w:left="576"/>
       </w:pPr>
       <w:r>
-        <w:t>c) A greeting</w:t>
+        <w:t>c) An answer, like “Renew with TechServe”</w:t>
       </w:r>
     </w:p>
     <w:p>
@@ -2168,7 +2168,7 @@
         <w:ind w:left="576"/>
       </w:pPr>
       <w:r>
-        <w:t>a) As many as possible</w:t>
+        <w:t>a) Mutually exclusive and collectively exhaustive — no overlaps, no gaps</w:t>
       </w:r>
     </w:p>
     <w:p>
@@ -2176,7 +2176,7 @@
         <w:ind w:left="576"/>
       </w:pPr>
       <w:r>
-        <w:t>b) Mutually exclusive and collectively exhaustive — no overlaps, no gaps</w:t>
+        <w:t>b) As many as possible</w:t>
       </w:r>
     </w:p>
     <w:p>
@@ -2216,7 +2216,7 @@
         <w:ind w:left="576"/>
       </w:pPr>
       <w:r>
-        <w:t>b) The status line — the verdict, no suspense</w:t>
+        <w:t>b) Last month’s recap</w:t>
       </w:r>
     </w:p>
     <w:p>
@@ -2232,7 +2232,7 @@
         <w:ind w:left="576"/>
       </w:pPr>
       <w:r>
-        <w:t>d) Last month’s recap</w:t>
+        <w:t>d) The status line — the verdict, no suspense</w:t>
       </w:r>
     </w:p>
     <w:p>
@@ -2296,7 +2296,7 @@
         <w:ind w:left="576"/>
       </w:pPr>
       <w:r>
-        <w:t>b) Decisions, owners, deadlines, open questions — same day</w:t>
+        <w:t>b) Only action items</w:t>
       </w:r>
     </w:p>
     <w:p>
@@ -2304,7 +2304,7 @@
         <w:ind w:left="576"/>
       </w:pPr>
       <w:r>
-        <w:t>c) Only action items</w:t>
+        <w:t>c) Decisions, owners, deadlines, open questions — same day</w:t>
       </w:r>
     </w:p>
     <w:p>
@@ -2328,7 +2328,7 @@
         <w:ind w:left="576"/>
       </w:pPr>
       <w:r>
-        <w:t>a) It is shorter</w:t>
+        <w:t>a) Organizations can only fix what the grammar admits happened</w:t>
       </w:r>
     </w:p>
     <w:p>
@@ -2336,7 +2336,7 @@
         <w:ind w:left="576"/>
       </w:pPr>
       <w:r>
-        <w:t>b) Organizations can only fix what the grammar admits happened</w:t>
+        <w:t>b) It is shorter</w:t>
       </w:r>
     </w:p>
     <w:p>
@@ -2376,7 +2376,7 @@
         <w:ind w:left="576"/>
       </w:pPr>
       <w:r>
-        <w:t>b) The convenient stop, one “why?” short of the system cause</w:t>
+        <w:t>b) The prevention sentence</w:t>
       </w:r>
     </w:p>
     <w:p>
@@ -2392,7 +2392,7 @@
         <w:ind w:left="576"/>
       </w:pPr>
       <w:r>
-        <w:t>d) The prevention sentence</w:t>
+        <w:t>d) The convenient stop, one “why?” short of the system cause</w:t>
       </w:r>
     </w:p>
     <w:p>
@@ -2456,7 +2456,7 @@
         <w:ind w:left="576"/>
       </w:pPr>
       <w:r>
-        <w:t>b) State the takeaway: “Response times fell 41%”</w:t>
+        <w:t>b) Be omitted</w:t>
       </w:r>
     </w:p>
     <w:p>
@@ -2464,7 +2464,7 @@
         <w:ind w:left="576"/>
       </w:pPr>
       <w:r>
-        <w:t>c) Be omitted</w:t>
+        <w:t>c) State the takeaway: “Response times fell 41%”</w:t>
       </w:r>
     </w:p>
     <w:p>
@@ -2488,7 +2488,7 @@
         <w:ind w:left="576"/>
       </w:pPr>
       <w:r>
-        <w:t>a) Standard practice</w:t>
+        <w:t>a) The most common honest-numbers-dishonest-picture trick — start at zero or announce loudly</w:t>
       </w:r>
     </w:p>
     <w:p>
@@ -2496,7 +2496,7 @@
         <w:ind w:left="576"/>
       </w:pPr>
       <w:r>
-        <w:t>b) The most common honest-numbers-dishonest-picture trick — start at zero or announce loudly</w:t>
+        <w:t>b) Standard practice</w:t>
       </w:r>
     </w:p>
     <w:p>
@@ -2536,7 +2536,7 @@
         <w:ind w:left="576"/>
       </w:pPr>
       <w:r>
-        <w:t>b) Decision-relevance — findings that matter, with actions attached</w:t>
+        <w:t>b) Expense category</w:t>
       </w:r>
     </w:p>
     <w:p>
@@ -2552,7 +2552,7 @@
         <w:ind w:left="576"/>
       </w:pPr>
       <w:r>
-        <w:t>d) Expense category</w:t>
+        <w:t>d) Decision-relevance — findings that matter, with actions attached</w:t>
       </w:r>
     </w:p>
     <w:p>
@@ -2613,7 +2613,7 @@
         <w:rPr>
           <w:b/>
         </w:rPr>
-        <w:t>1. b   2. b   3. b   4. b   5. b   6. b   7. b   8. b   9. b   10. b   11. b   12. b   13. b   14. b</w:t>
+        <w:t>1. d   2. b   3. c   4. a   5. d   6. b   7. c   8. a   9. d   10. b   11. c   12. a   13. d   14. b</w:t>
       </w:r>
     </w:p>
     <w:p>

--- a/guides/ch09-study-guide.docx
+++ b/guides/ch09-study-guide.docx
@@ -2788,7 +2788,7 @@
         <w:color w:val="5E6B64"/>
         <w:sz w:val="18"/>
       </w:rPr>
-      <w:t xml:space="preserve">BADM 225 Study Guide · Chapter 9  —  Page </w:t>
+      <w:t xml:space="preserve">© 2026 Derek D. Bussan · BADM 225 Study Guide · Chapter 9  —  Page </w:t>
     </w:r>
     <w:r>
       <w:rPr>
